--- a/Autoevaluacion.docx
+++ b/Autoevaluacion.docx
@@ -423,7 +423,7 @@
         <w:pStyle w:val="BodyText"/>
         <w:widowControl w:val="false"/>
         <w:suppressAutoHyphens w:val="true"/>
-        <w:overflowPunct w:val="true"/>
+        <w:overflowPunct w:val="false"/>
         <w:bidi w:val="0"/>
         <w:spacing w:lineRule="auto" w:line="331" w:before="0" w:after="0"/>
         <w:jc w:val="both"/>
@@ -5313,7 +5313,7 @@
           <w:numId w:val="0"/>
         </w:numPr>
         <w:suppressAutoHyphens w:val="true"/>
-        <w:overflowPunct w:val="true"/>
+        <w:overflowPunct w:val="false"/>
         <w:spacing w:lineRule="auto" w:line="288"/>
         <w:ind w:hanging="0" w:left="0"/>
         <w:jc w:val="left"/>
@@ -5789,7 +5789,7 @@
           <w:numId w:val="0"/>
         </w:numPr>
         <w:suppressAutoHyphens w:val="true"/>
-        <w:overflowPunct w:val="true"/>
+        <w:overflowPunct w:val="false"/>
         <w:spacing w:lineRule="auto" w:line="288"/>
         <w:ind w:hanging="0" w:left="0"/>
         <w:jc w:val="left"/>
@@ -7158,11 +7158,7 @@
             </w:pPr>
             <w:r>
               <w:rPr/>
-              <w:t xml:space="preserve">En la función anterior calculo el maximo valor entre la distancia por filas </w:t>
-            </w:r>
-            <w:r>
-              <w:rPr/>
-              <w:t xml:space="preserve">o la distancia por columnas de la posicion actual de un estado a la posicion de otro , el cual será el final en este problema . La heuristica es admisible si no sobreestima el coste para llegar al objetivo , por tanto será admisible si h(a,b) &lt;=c(a,b) donde h es la heurística y c el coste real de ir desde a hasta b . </w:t>
+              <w:t>En la función anterior calculo el maximo valor entre la distancia por filas o la distancia por columnas de la posicion actual de un estado a la posicion de otro , el cual será el final en este problema . La heuristica es admisible si no sobreestima el coste para llegar al objetivo , por tanto será admisible si h(a,b) &lt;=c(a,b) donde h es la heurística y c el coste real de ir desde a hasta b .</w:t>
             </w:r>
           </w:p>
           <w:p>
@@ -8732,7 +8728,7 @@
             </w:pPr>
             <w:r>
               <w:rPr/>
-              <w:t xml:space="preserve">Para este nivel he usado un algoritmo A* en ambos agentes para buscar un camino hacia cada objetivo . En el rescatador he puesto la misma heurística que en el auxiliar para que sea más rápido a la hora de encontrar soluciones ya que nos interesa un camino  y no hace falta necesariamente que sea el optimo . </w:t>
+              <w:t>Para este nivel he usado un algoritmo A* en ambos agentes para buscar un camino hacia cada objetivo . En el rescatador he puesto la misma heurística que en el auxiliar para que sea más rápido a la hora de encontrar soluciones ya que nos interesa un camino  y no hace falta necesariamente que sea el optimo .</w:t>
             </w:r>
           </w:p>
           <w:p>
@@ -8795,39 +8791,47 @@
             </w:pPr>
             <w:r>
               <w:rPr/>
-              <w:t xml:space="preserve">En la función coste se le han asignado a las casillas del tipo ‘?’ coste 2 ya que nos interesa que descubra mapa pero una vez que ya conozca suficiente que no use este valor siempre . </w:t>
-            </w:r>
-          </w:p>
-          <w:p>
-            <w:pPr>
-              <w:pStyle w:val="Contenidodelatabla"/>
-              <w:widowControl w:val="false"/>
-              <w:rPr/>
-            </w:pPr>
-            <w:r>
-              <w:rPr/>
-            </w:r>
-          </w:p>
-          <w:p>
-            <w:pPr>
-              <w:pStyle w:val="Contenidodelatabla"/>
-              <w:widowControl w:val="false"/>
-              <w:rPr/>
-            </w:pPr>
-            <w:r>
-              <w:rPr/>
-              <w:t xml:space="preserve">Por último en la función principal del nivel cada vez que se choca se busca un plan nuevo y cada vez que se intenta acceder a una casilla se comprueba la altura para evitar caer al vacío si es una casilla desconocida (ha sido evaluada sin cota). </w:t>
-            </w:r>
-          </w:p>
-          <w:p>
-            <w:pPr>
-              <w:pStyle w:val="Contenidodelatabla"/>
-              <w:widowControl w:val="false"/>
-              <w:rPr/>
-            </w:pPr>
-            <w:r>
-              <w:rPr/>
-              <w:t xml:space="preserve">Si no se puede acceder a la casilla por el motivo anterior o no tenemos un plan trazado se aplica una lógica parecida a la del nivel 1 para poder salir de la situación actual y volver a calcular un plan . </w:t>
+              <w:t xml:space="preserve">En la función coste se le han asignado a las casillas del tipo ‘?’ coste 2 ya que nos interesa que descubra mapa pero una vez que ya conozca suficiente que no use este valor siempre </w:t>
+            </w:r>
+            <w:r>
+              <w:rPr/>
+              <w:t>y tengan mayor prioridad los caminos y senderos</w:t>
+            </w:r>
+            <w:r>
+              <w:rPr/>
+              <w:t xml:space="preserve"> .</w:t>
+            </w:r>
+          </w:p>
+          <w:p>
+            <w:pPr>
+              <w:pStyle w:val="Contenidodelatabla"/>
+              <w:widowControl w:val="false"/>
+              <w:rPr/>
+            </w:pPr>
+            <w:r>
+              <w:rPr/>
+            </w:r>
+          </w:p>
+          <w:p>
+            <w:pPr>
+              <w:pStyle w:val="Contenidodelatabla"/>
+              <w:widowControl w:val="false"/>
+              <w:rPr/>
+            </w:pPr>
+            <w:r>
+              <w:rPr/>
+              <w:t>Por último en la función principal del nivel cada vez que se choca se busca un plan nuevo y cada vez que se intenta acceder a una casilla se comprueba la altura para evitar caer al vacío si es una casilla desconocida (ha sido evaluada sin cota).</w:t>
+            </w:r>
+          </w:p>
+          <w:p>
+            <w:pPr>
+              <w:pStyle w:val="Contenidodelatabla"/>
+              <w:widowControl w:val="false"/>
+              <w:rPr/>
+            </w:pPr>
+            <w:r>
+              <w:rPr/>
+              <w:t>Si no se puede acceder a la casilla por el motivo anterior o no tenemos un plan trazado se aplica una lógica parecida a la del nivel 1 para poder salir de la situación actual y volver a calcular un plan .</w:t>
             </w:r>
           </w:p>
         </w:tc>
@@ -9162,7 +9166,7 @@
             </w:pPr>
             <w:r>
               <w:rPr/>
-              <w:t xml:space="preserve">Le he asignado el valor 2 ya que tras varia pruebas era el que mejor resultados obtenía y de esta manera sigo priorizando caminos y senderos y como segunda prioridad tengo casillas desconocidas </w:t>
+              <w:t>Le he asignado el valor 2 ya que tras varia pruebas era el que mejor resultados obtenía y de esta manera sigo priorizando caminos y senderos y como segunda prioridad tengo casillas desconocidas.</w:t>
             </w:r>
           </w:p>
         </w:tc>
@@ -9273,7 +9277,15 @@
             </w:pPr>
             <w:r>
               <w:rPr/>
-              <w:t>Si , la recarga  de energía se efectua cuando el agente auxiliar o el rescatador  tiene menos de 2000 de energía , si pasan por una casilla ‘X’ y se cumple esa condición el agente se espera en esa casilla hasta que su energía supere los 2000 , de nuevo tras vari pruebas este valor era el que mejor resultado daba.</w:t>
+              <w:t>Si , la recarga  de energía se efectua cuando el agente auxiliar o el rescatador  tiene menos de 2000 de energía , si pasan por una casilla ‘X’ y se cumple esa condición el agente se espera en esa casilla hasta que su energía supere los 2000 , de nuevo tras vari</w:t>
+            </w:r>
+            <w:r>
+              <w:rPr/>
+              <w:t>as</w:t>
+            </w:r>
+            <w:r>
+              <w:rPr/>
+              <w:t xml:space="preserve"> pruebas este valor era el que mejor resultado daba.</w:t>
             </w:r>
           </w:p>
         </w:tc>
@@ -9725,7 +9737,20 @@
                 <w:szCs w:val="24"/>
                 <w:lang w:val="es-ES" w:eastAsia="zh-CN" w:bidi="hi-IN"/>
               </w:rPr>
-              <w:t>0.020116</w:t>
+              <w:t>0.020</w:t>
+            </w:r>
+            <w:r>
+              <w:rPr>
+                <w:rFonts w:eastAsia="Droid Sans Fallback" w:cs="FreeSans"/>
+                <w:b/>
+                <w:bCs/>
+                <w:color w:val="auto"/>
+                <w:kern w:val="0"/>
+                <w:sz w:val="24"/>
+                <w:szCs w:val="24"/>
+                <w:lang w:val="es-ES" w:eastAsia="zh-CN" w:bidi="hi-IN"/>
+              </w:rPr>
+              <w:t>204</w:t>
             </w:r>
           </w:p>
         </w:tc>
@@ -10192,7 +10217,11 @@
             </w:pPr>
             <w:r>
               <w:rPr/>
-              <w:t>0.169116</w:t>
+              <w:t>0.16</w:t>
+            </w:r>
+            <w:r>
+              <w:rPr/>
+              <w:t>592</w:t>
             </w:r>
           </w:p>
         </w:tc>
@@ -12107,7 +12136,7 @@
     <w:pPr>
       <w:widowControl w:val="false"/>
       <w:suppressAutoHyphens w:val="true"/>
-      <w:overflowPunct w:val="true"/>
+      <w:overflowPunct w:val="false"/>
       <w:bidi w:val="0"/>
       <w:spacing w:before="0" w:after="0"/>
       <w:jc w:val="left"/>
